--- a/RTM_KnowledgeGraph_Agent_PRD.docx
+++ b/RTM_KnowledgeGraph_Agent_PRD.docx
@@ -14,67 +14,7 @@
           <w:sz w:val="28"/>
           <w:szCs w:val="28"/>
         </w:rPr>
-        <w:t xml:space="preserve">Product Requirements Document: </w:t>
-      </w:r>
-      <w:r>
-        <w:rPr>
-          <w:b/>
-          <w:bCs/>
-          <w:color w:val="1F4E79"/>
-          <w:sz w:val="28"/>
-          <w:szCs w:val="28"/>
-        </w:rPr>
-        <w:t>Requirements Traceability Matrix (</w:t>
-      </w:r>
-      <w:r>
-        <w:rPr>
-          <w:b/>
-          <w:bCs/>
-          <w:color w:val="1F4E79"/>
-          <w:sz w:val="28"/>
-          <w:szCs w:val="28"/>
-        </w:rPr>
-        <w:t>RTM</w:t>
-      </w:r>
-      <w:r>
-        <w:rPr>
-          <w:b/>
-          <w:bCs/>
-          <w:color w:val="1F4E79"/>
-          <w:sz w:val="28"/>
-          <w:szCs w:val="28"/>
-        </w:rPr>
-        <w:t>)</w:t>
-      </w:r>
-      <w:r>
-        <w:rPr>
-          <w:b/>
-          <w:bCs/>
-          <w:color w:val="1F4E79"/>
-          <w:sz w:val="28"/>
-          <w:szCs w:val="28"/>
-        </w:rPr>
-        <w:t xml:space="preserve"> </w:t>
-      </w:r>
-      <w:r>
-        <w:rPr>
-          <w:b/>
-          <w:bCs/>
-          <w:color w:val="1F4E79"/>
-          <w:sz w:val="28"/>
-          <w:szCs w:val="28"/>
-        </w:rPr>
-        <w:t>Knowledge Graph</w:t>
-      </w:r>
-      <w:r>
-        <w:rPr>
-          <w:b/>
-          <w:bCs/>
-          <w:color w:val="1F4E79"/>
-          <w:sz w:val="28"/>
-          <w:szCs w:val="28"/>
-        </w:rPr>
-        <w:t xml:space="preserve"> Agent v1.0</w:t>
+        <w:t>Product Requirements Document: Requirements Traceability Matrix (RTM) Knowledge Graph Agent v1.0</w:t>
       </w:r>
     </w:p>
     <w:p>
@@ -118,13 +58,7 @@
         <w:spacing w:after="140"/>
       </w:pPr>
       <w:r>
-        <w:t>RTM Knowledge</w:t>
-      </w:r>
-      <w:r>
-        <w:t xml:space="preserve"> </w:t>
-      </w:r>
-      <w:r>
-        <w:t>Graph Agent is a multi-agent AI system that traces the downstream impact of any design change across every FDA submission artifact in real time. A single missed traceability link can trigger a deficiency letter and add months to market entry; this system replaces manual spreadsheet tracing with an automated pipeline that traverses a knowledge graph, scores risk, routes team-specific notifications, and maintains an auditable decision log, so a regulatory team can complete in minutes a review that currently takes one to two days.</w:t>
+        <w:t>RTM Knowledge Graph Agent is a multi-agent AI system that traces the downstream impact of any design change across every FDA submission artifact in real time. A single missed traceability link can trigger a deficiency letter and add months to market entry; this system replaces manual spreadsheet tracing with an automated pipeline that traverses a knowledge graph, scores risk, routes team-specific notifications, and maintains an auditable decision log, so a regulatory team can complete in minutes a review that currently takes one to two days.</w:t>
       </w:r>
     </w:p>
     <w:p>
@@ -143,42 +77,15 @@
         <w:spacing w:after="140"/>
       </w:pPr>
       <w:r>
-        <w:t>When a medical device company changes a design, every downstream regulatory document linked to that change must be identified, reviewed, and potentially re-filed with the FDA. Today, a regulatory engineer traces connections manually in a spreadsheet</w:t>
-      </w:r>
-      <w:r>
-        <w:t xml:space="preserve"> or eQMS</w:t>
-      </w:r>
-      <w:r>
-        <w:t xml:space="preserve">, with </w:t>
-      </w:r>
-      <w:r>
-        <w:t>limited automation</w:t>
-      </w:r>
-      <w:r>
-        <w:t xml:space="preserve"> to ask what breaks if a given input changes, no mechanism to notify the right teams, and no score that quantifies how complete the submission is. A single overlooked link between a design specification and its verification test can trigger a </w:t>
+        <w:t xml:space="preserve">When a medical device company changes a design, every downstream regulatory document linked to that change must be identified, reviewed, and potentially re-filed with the FDA. Today, a regulatory engineer traces connections manually in a spreadsheet or eQMS, with limited automation to ask what breaks if a given input changes, no mechanism to notify the right teams, and no score that quantifies how complete the submission is. A single overlooked link between a design specification and its verification test can trigger a </w:t>
       </w:r>
       <w:bookmarkStart w:id="0" w:name="OLE_LINK1"/>
       <w:r>
-        <w:t>deficiency letter or request for additional information</w:t>
-      </w:r>
-      <w:r>
-        <w:t xml:space="preserve"> </w:t>
+        <w:t xml:space="preserve">deficiency letter or request for additional information </w:t>
       </w:r>
       <w:bookmarkEnd w:id="0"/>
       <w:r>
-        <w:t xml:space="preserve">and delay product launch by </w:t>
-      </w:r>
-      <w:r>
-        <w:t>several months</w:t>
-      </w:r>
-      <w:r>
-        <w:t xml:space="preserve"> or more. At most mid-sized device companies, maintaining the Requirements Traceability Matrix is a full-time coordination job split across regulatory, quality, and engineering with no shared tooling. This system addresses </w:t>
-      </w:r>
-      <w:r>
-        <w:t>all</w:t>
-      </w:r>
-      <w:r>
-        <w:t xml:space="preserve"> those gaps in a single workflow.</w:t>
+        <w:t>and delay product launch by several months or more. At most mid-sized device companies, maintaining the Requirements Traceability Matrix is a full-time coordination job split across regulatory, quality, and engineering with no shared tooling. This system addresses all those gaps in a single workflow.</w:t>
       </w:r>
     </w:p>
     <w:p>
@@ -281,7 +188,7 @@
         <w:spacing w:after="140"/>
       </w:pPr>
       <w:r>
-        <w:t>The system must represent the full chain of regulatory artifacts as a navigable graph where each node is a typed artifact (user need, design input, test protocol, CAPA record, etc.) and each edge carries a labeled relationship (SATISFIES, VALIDATES, TRIGGERS). Edges point from cause to effect, so traversal always flows in one direction and the results are unambiguous. The demo dataset is a cardiac diagnostic device PMA submission with 16 artifacts and 16 connections.</w:t>
+        <w:t>The system must represent the full chain of regulatory artifacts as a navigable graph where each node is a typed artifact (user need, design input, test protocol, CAPA record, etc.) and each edge carries a labeled relationship — for example, "links to," "triggers," or "verifies." Edges always point from cause to effect, so the analysis flows in one direction and the results are unambiguous. The demo dataset is a cardiac diagnostic device PMA submission with 15 artifacts and 15 connections.</w:t>
       </w:r>
     </w:p>
     <w:p>
@@ -314,7 +221,7 @@
         <w:spacing w:after="140"/>
       </w:pPr>
       <w:r>
-        <w:t>The system must compute a risk level (critical, high, or low) from objective structural signals only, then pause for mandatory named-reviewer approval before the pipeline continues when the risk is critical. V&amp;V invalidations or PMA supplement flags produce critical; CAPA triggers or hazard/risk control nodes produce high; everything else is low. An AI model writes the plain-English explanation after the routing decision is made and has no influence over it, so the escalation logic is deterministic and audit-defensible.</w:t>
+        <w:t>The system must compute a risk level (critical, high, or low) as a pure function of two auditable inputs — the reviewer-attested change type and the graph topology — with no model opinion anywhere in the decision path. A deterministic ceiling sets the upper bound from topology: V&amp;V invalidations produce critical; CAPA triggers or hazard/risk control nodes produce high; everything else is low. The reviewer attests the change type at submit time via a selectbox (functional, corrective/CAPA, documentation-only, or no change); a non-substantive type (documentation-only or no change) downgrades the result to low even when V&amp;V evidence sits downstream, while any substantive type leaves the ceiling intact. The same two facts always produce the same level, so an auditor can challenge a named human on it. The AI is then handed the already-decided level and writes only the plain-English rationale and immediate actions — it never decides, downgrades, or escalates the rating, and there is no post-call clamp because the model never produces a level to clamp. When critical, the pipeline pauses for mandatory named-reviewer approval before continuing.</w:t>
       </w:r>
     </w:p>
     <w:p>
@@ -389,6 +296,7 @@
         </w:pBdr>
       </w:pPr>
       <w:r>
+        <w:lastRenderedPageBreak/>
         <w:t>5. System Guardrails</w:t>
       </w:r>
     </w:p>
@@ -409,7 +317,7 @@
         <w:t xml:space="preserve">Deterministic routing: </w:t>
       </w:r>
       <w:r>
-        <w:t>Risk-level escalation is computed by a deterministic function before the AI model runs. The AI produces only the explanation and cannot alter the routing outcome.</w:t>
+        <w:t>The risk level is a pure function of the reviewer-attested change type and the graph topology, computed entirely in code before any AI call; the deterministic ceiling from topology is downgraded to low only when the reviewer attests a non-substantive change type. The model never produces, downgrades, or escalates the level — it explains the already-decided level only — so routing to the human escalation gate is bounded by auditable facts, not model reasoning.</w:t>
       </w:r>
     </w:p>
     <w:p>
@@ -426,19 +334,10 @@
           <w:b/>
           <w:bCs/>
         </w:rPr>
-        <w:lastRenderedPageBreak/>
         <w:t xml:space="preserve">Human approval required for critical changes: </w:t>
       </w:r>
       <w:r>
-        <w:t xml:space="preserve">The pipeline pauses, saves its state, and resumes only after a named reviewer submits an explicit decision. The graph is never modified </w:t>
-      </w:r>
-      <w:proofErr w:type="gramStart"/>
-      <w:r>
-        <w:t>as a result of</w:t>
-      </w:r>
-      <w:proofErr w:type="gramEnd"/>
-      <w:r>
-        <w:t xml:space="preserve"> the AI analysis alone.</w:t>
+        <w:t>The pipeline pauses, saves its state, and resumes only after a named reviewer submits an explicit decision. The graph is never modified as a result of the AI analysis alone.</w:t>
       </w:r>
     </w:p>
     <w:p>
@@ -455,10 +354,10 @@
           <w:b/>
           <w:bCs/>
         </w:rPr>
-        <w:t xml:space="preserve">DAG integrity: </w:t>
-      </w:r>
-      <w:r>
-        <w:t>Every proposed edge is tested for cycle creation before it is accepted. AI agents read the graph but never write to it; only a human approval action in the UI can modify the graph, and each change is logged with a timestamp and reviewer attribution.</w:t>
+        <w:t xml:space="preserve">Graph integrity (no circular dependencies): </w:t>
+      </w:r>
+      <w:r>
+        <w:t>Every proposed connection is checked to make sure it does not create a loop before it is accepted. AI agents read the graph but never write to it; only a human approval action in the UI can modify the graph, and each change is logged with a timestamp and reviewer attribution.</w:t>
       </w:r>
     </w:p>
     <w:p>
@@ -500,12 +399,6 @@
         <w:gridCol w:w="5360"/>
       </w:tblGrid>
       <w:tr>
-        <w:tblPrEx>
-          <w:tblCellMar>
-            <w:top w:w="0" w:type="dxa"/>
-            <w:bottom w:w="0" w:type="dxa"/>
-          </w:tblCellMar>
-        </w:tblPrEx>
         <w:trPr>
           <w:tblHeader/>
         </w:trPr>
@@ -601,12 +494,6 @@
         </w:tc>
       </w:tr>
       <w:tr>
-        <w:tblPrEx>
-          <w:tblCellMar>
-            <w:top w:w="0" w:type="dxa"/>
-            <w:bottom w:w="0" w:type="dxa"/>
-          </w:tblCellMar>
-        </w:tblPrEx>
         <w:tc>
           <w:tcPr>
             <w:tcW w:w="1800" w:type="dxa"/>
@@ -650,21 +537,12 @@
             </w:tcMar>
           </w:tcPr>
           <w:p>
-            <w:proofErr w:type="spellStart"/>
             <w:r>
               <w:rPr>
                 <w:sz w:val="20"/>
                 <w:szCs w:val="20"/>
               </w:rPr>
-              <w:t>Streamlit</w:t>
-            </w:r>
-            <w:proofErr w:type="spellEnd"/>
-            <w:r>
-              <w:rPr>
-                <w:sz w:val="20"/>
-                <w:szCs w:val="20"/>
-              </w:rPr>
-              <w:t xml:space="preserve"> + vis.js</w:t>
+              <w:t>Streamlit + vis.js</w:t>
             </w:r>
           </w:p>
         </w:tc>
@@ -696,12 +574,6 @@
         </w:tc>
       </w:tr>
       <w:tr>
-        <w:tblPrEx>
-          <w:tblCellMar>
-            <w:top w:w="0" w:type="dxa"/>
-            <w:bottom w:w="0" w:type="dxa"/>
-          </w:tblCellMar>
-        </w:tblPrEx>
         <w:tc>
           <w:tcPr>
             <w:tcW w:w="1800" w:type="dxa"/>
@@ -745,31 +617,13 @@
             </w:tcMar>
           </w:tcPr>
           <w:p>
-            <w:proofErr w:type="spellStart"/>
             <w:r>
               <w:rPr>
                 <w:sz w:val="20"/>
                 <w:szCs w:val="20"/>
               </w:rPr>
-              <w:t>LangGraph</w:t>
+              <w:t>LangGraph + MemorySaver</w:t>
             </w:r>
-            <w:proofErr w:type="spellEnd"/>
-            <w:r>
-              <w:rPr>
-                <w:sz w:val="20"/>
-                <w:szCs w:val="20"/>
-              </w:rPr>
-              <w:t xml:space="preserve"> + </w:t>
-            </w:r>
-            <w:proofErr w:type="spellStart"/>
-            <w:r>
-              <w:rPr>
-                <w:sz w:val="20"/>
-                <w:szCs w:val="20"/>
-              </w:rPr>
-              <w:t>MemorySaver</w:t>
-            </w:r>
-            <w:proofErr w:type="spellEnd"/>
           </w:p>
         </w:tc>
         <w:tc>
@@ -794,34 +648,12 @@
                 <w:sz w:val="20"/>
                 <w:szCs w:val="20"/>
               </w:rPr>
-              <w:t xml:space="preserve">Coordinates both AI sub-agents, manages the pause and resume flow for human escalation, and persists thread state across </w:t>
-            </w:r>
-            <w:proofErr w:type="spellStart"/>
-            <w:r>
-              <w:rPr>
-                <w:sz w:val="20"/>
-                <w:szCs w:val="20"/>
-              </w:rPr>
-              <w:t>Streamlit</w:t>
-            </w:r>
-            <w:proofErr w:type="spellEnd"/>
-            <w:r>
-              <w:rPr>
-                <w:sz w:val="20"/>
-                <w:szCs w:val="20"/>
-              </w:rPr>
-              <w:t xml:space="preserve"> page reruns.</w:t>
+              <w:t>Coordinates both AI sub-agents, manages the pause and resume flow for human escalation, and persists thread state across Streamlit page reruns.</w:t>
             </w:r>
           </w:p>
         </w:tc>
       </w:tr>
       <w:tr>
-        <w:tblPrEx>
-          <w:tblCellMar>
-            <w:top w:w="0" w:type="dxa"/>
-            <w:bottom w:w="0" w:type="dxa"/>
-          </w:tblCellMar>
-        </w:tblPrEx>
         <w:tc>
           <w:tcPr>
             <w:tcW w:w="1800" w:type="dxa"/>
@@ -865,31 +697,13 @@
             </w:tcMar>
           </w:tcPr>
           <w:p>
-            <w:proofErr w:type="spellStart"/>
             <w:r>
               <w:rPr>
                 <w:sz w:val="20"/>
                 <w:szCs w:val="20"/>
               </w:rPr>
-              <w:t>LangGraph</w:t>
+              <w:t>LangGraph + NetworkX</w:t>
             </w:r>
-            <w:proofErr w:type="spellEnd"/>
-            <w:r>
-              <w:rPr>
-                <w:sz w:val="20"/>
-                <w:szCs w:val="20"/>
-              </w:rPr>
-              <w:t xml:space="preserve"> + </w:t>
-            </w:r>
-            <w:proofErr w:type="spellStart"/>
-            <w:r>
-              <w:rPr>
-                <w:sz w:val="20"/>
-                <w:szCs w:val="20"/>
-              </w:rPr>
-              <w:t>NetworkX</w:t>
-            </w:r>
-            <w:proofErr w:type="spellEnd"/>
           </w:p>
         </w:tc>
         <w:tc>
@@ -914,18 +728,12 @@
                 <w:sz w:val="20"/>
                 <w:szCs w:val="20"/>
               </w:rPr>
-              <w:t>BFS traversal from the changed node; classifies each affected artifact by required regulatory action; returns a serializable impact report.</w:t>
+              <w:t>Walks the graph outward from the changed node, classifies each affected artifact by its required regulatory action, and returns a structured impact report.</w:t>
             </w:r>
           </w:p>
         </w:tc>
       </w:tr>
       <w:tr>
-        <w:tblPrEx>
-          <w:tblCellMar>
-            <w:top w:w="0" w:type="dxa"/>
-            <w:bottom w:w="0" w:type="dxa"/>
-          </w:tblCellMar>
-        </w:tblPrEx>
         <w:tc>
           <w:tcPr>
             <w:tcW w:w="1800" w:type="dxa"/>
@@ -969,21 +777,12 @@
             </w:tcMar>
           </w:tcPr>
           <w:p>
-            <w:proofErr w:type="spellStart"/>
             <w:r>
               <w:rPr>
                 <w:sz w:val="20"/>
                 <w:szCs w:val="20"/>
               </w:rPr>
-              <w:t>LangGraph</w:t>
-            </w:r>
-            <w:proofErr w:type="spellEnd"/>
-            <w:r>
-              <w:rPr>
-                <w:sz w:val="20"/>
-                <w:szCs w:val="20"/>
-              </w:rPr>
-              <w:t xml:space="preserve"> + OpenAI</w:t>
+              <w:t>LangGraph + OpenAI</w:t>
             </w:r>
           </w:p>
         </w:tc>
@@ -1015,12 +814,6 @@
         </w:tc>
       </w:tr>
       <w:tr>
-        <w:tblPrEx>
-          <w:tblCellMar>
-            <w:top w:w="0" w:type="dxa"/>
-            <w:bottom w:w="0" w:type="dxa"/>
-          </w:tblCellMar>
-        </w:tblPrEx>
         <w:tc>
           <w:tcPr>
             <w:tcW w:w="1800" w:type="dxa"/>
@@ -1064,31 +857,13 @@
             </w:tcMar>
           </w:tcPr>
           <w:p>
-            <w:proofErr w:type="spellStart"/>
             <w:r>
               <w:rPr>
                 <w:sz w:val="20"/>
                 <w:szCs w:val="20"/>
               </w:rPr>
-              <w:t>NetworkX</w:t>
+              <w:t>NetworkX DiGraph</w:t>
             </w:r>
-            <w:proofErr w:type="spellEnd"/>
-            <w:r>
-              <w:rPr>
-                <w:sz w:val="20"/>
-                <w:szCs w:val="20"/>
-              </w:rPr>
-              <w:t xml:space="preserve"> </w:t>
-            </w:r>
-            <w:proofErr w:type="spellStart"/>
-            <w:r>
-              <w:rPr>
-                <w:sz w:val="20"/>
-                <w:szCs w:val="20"/>
-              </w:rPr>
-              <w:t>DiGraph</w:t>
-            </w:r>
-            <w:proofErr w:type="spellEnd"/>
           </w:p>
         </w:tc>
         <w:tc>
@@ -1119,12 +894,6 @@
         </w:tc>
       </w:tr>
       <w:tr>
-        <w:tblPrEx>
-          <w:tblCellMar>
-            <w:top w:w="0" w:type="dxa"/>
-            <w:bottom w:w="0" w:type="dxa"/>
-          </w:tblCellMar>
-        </w:tblPrEx>
         <w:tc>
           <w:tcPr>
             <w:tcW w:w="1800" w:type="dxa"/>
@@ -1168,31 +937,13 @@
             </w:tcMar>
           </w:tcPr>
           <w:p>
-            <w:proofErr w:type="spellStart"/>
             <w:r>
               <w:rPr>
                 <w:sz w:val="20"/>
                 <w:szCs w:val="20"/>
               </w:rPr>
-              <w:t>LangChain</w:t>
+              <w:t>LangChain + OpenAI + Pydantic</w:t>
             </w:r>
-            <w:proofErr w:type="spellEnd"/>
-            <w:r>
-              <w:rPr>
-                <w:sz w:val="20"/>
-                <w:szCs w:val="20"/>
-              </w:rPr>
-              <w:t xml:space="preserve"> + OpenAI + </w:t>
-            </w:r>
-            <w:proofErr w:type="spellStart"/>
-            <w:r>
-              <w:rPr>
-                <w:sz w:val="20"/>
-                <w:szCs w:val="20"/>
-              </w:rPr>
-              <w:t>Pydantic</w:t>
-            </w:r>
-            <w:proofErr w:type="spellEnd"/>
           </w:p>
         </w:tc>
         <w:tc>
@@ -1223,12 +974,6 @@
         </w:tc>
       </w:tr>
       <w:tr>
-        <w:tblPrEx>
-          <w:tblCellMar>
-            <w:top w:w="0" w:type="dxa"/>
-            <w:bottom w:w="0" w:type="dxa"/>
-          </w:tblCellMar>
-        </w:tblPrEx>
         <w:tc>
           <w:tcPr>
             <w:tcW w:w="1800" w:type="dxa"/>
@@ -1272,21 +1017,12 @@
             </w:tcMar>
           </w:tcPr>
           <w:p>
-            <w:proofErr w:type="spellStart"/>
             <w:r>
               <w:rPr>
                 <w:sz w:val="20"/>
                 <w:szCs w:val="20"/>
               </w:rPr>
-              <w:t>eCFR</w:t>
-            </w:r>
-            <w:proofErr w:type="spellEnd"/>
-            <w:r>
-              <w:rPr>
-                <w:sz w:val="20"/>
-                <w:szCs w:val="20"/>
-              </w:rPr>
-              <w:t xml:space="preserve"> API + local cache</w:t>
+              <w:t>eCFR API + local cache</w:t>
             </w:r>
           </w:p>
         </w:tc>
@@ -1312,18 +1048,12 @@
                 <w:sz w:val="20"/>
                 <w:szCs w:val="20"/>
               </w:rPr>
-              <w:t>Fetches verbatim 21 CFR Part 820 text with a seven-day TTL cache; falls back to stored stubs if the API is unavailable.</w:t>
+              <w:t>Fetches verbatim 21 CFR Part 820 text with a seven-day local cache; falls back to stored text if the API is unavailable.</w:t>
             </w:r>
           </w:p>
         </w:tc>
       </w:tr>
       <w:tr>
-        <w:tblPrEx>
-          <w:tblCellMar>
-            <w:top w:w="0" w:type="dxa"/>
-            <w:bottom w:w="0" w:type="dxa"/>
-          </w:tblCellMar>
-        </w:tblPrEx>
         <w:tc>
           <w:tcPr>
             <w:tcW w:w="1800" w:type="dxa"/>
@@ -1367,21 +1097,12 @@
             </w:tcMar>
           </w:tcPr>
           <w:p>
-            <w:proofErr w:type="spellStart"/>
             <w:r>
               <w:rPr>
                 <w:sz w:val="20"/>
                 <w:szCs w:val="20"/>
               </w:rPr>
-              <w:t>Pydantic</w:t>
-            </w:r>
-            <w:proofErr w:type="spellEnd"/>
-            <w:r>
-              <w:rPr>
-                <w:sz w:val="20"/>
-                <w:szCs w:val="20"/>
-              </w:rPr>
-              <w:t xml:space="preserve"> v2</w:t>
+              <w:t>Pydantic v2</w:t>
             </w:r>
           </w:p>
         </w:tc>
@@ -1426,6 +1147,7 @@
         </w:pBdr>
       </w:pPr>
       <w:r>
+        <w:lastRenderedPageBreak/>
         <w:t>7. What This Project Demonstrates</w:t>
       </w:r>
     </w:p>
@@ -1443,10 +1165,10 @@
           <w:b/>
           <w:bCs/>
         </w:rPr>
-        <w:t xml:space="preserve">End-to-end AI pipeline ownership: </w:t>
-      </w:r>
-      <w:r>
-        <w:t>Designed, built, and deployed a multi-agent system covering data modeling, agent orchestration, risk logic, human escalation, and a production web UI. Every architectural decision was made and justified from scratch.</w:t>
+        <w:t xml:space="preserve">AI safety and trust boundaries: </w:t>
+      </w:r>
+      <w:r>
+        <w:t>Consequential decisions (risk escalation, graph mutation) are reserved for deterministic logic and human approval; AI handles explanation only. This is the design pattern required for regulated environments.</w:t>
       </w:r>
     </w:p>
     <w:p>
@@ -1463,10 +1185,10 @@
           <w:b/>
           <w:bCs/>
         </w:rPr>
-        <w:t xml:space="preserve">AI safety and trust boundaries: </w:t>
-      </w:r>
-      <w:r>
-        <w:t>Consequential decisions (risk escalation, graph mutation) are reserved for deterministic logic and human approval; AI handles explanation only. This is the design pattern required for regulated environments.</w:t>
+        <w:t xml:space="preserve">Cross-functional communication through tooling: </w:t>
+      </w:r>
+      <w:r>
+        <w:t>Built team-specific briefings that translate a graph traversal result into actionable language for four different expert audiences, which is structurally the same challenge as translating research findings into stakeholder-ready communications.</w:t>
       </w:r>
     </w:p>
     <w:p>
@@ -1483,11 +1205,10 @@
           <w:b/>
           <w:bCs/>
         </w:rPr>
-        <w:lastRenderedPageBreak/>
-        <w:t xml:space="preserve">Cross-functional communication through tooling: </w:t>
-      </w:r>
-      <w:r>
-        <w:t>Built team-specific briefings that translate a graph traversal result into actionable language for four different expert audiences, which is structurally the same challenge as translating research findings into stakeholder-ready communications.</w:t>
+        <w:t xml:space="preserve">Domain knowledge applied to system design: </w:t>
+      </w:r>
+      <w:r>
+        <w:t>The graph schema, risk thresholds, and completeness criteria are grounded in actual FDA 21 CFR Part 820 design control requirements. Encoding them correctly required understanding the regulatory logic, not just the engineering.</w:t>
       </w:r>
     </w:p>
     <w:p>
@@ -1504,10 +1225,26 @@
           <w:b/>
           <w:bCs/>
         </w:rPr>
-        <w:t xml:space="preserve">Domain knowledge applied to system design: </w:t>
-      </w:r>
-      <w:r>
-        <w:t>The graph schema, risk thresholds, and completeness criteria are grounded in actual FDA 21 CFR Part 820 design control requirements. Encoding them correctly required understanding the regulatory logic, not just the engineering.</w:t>
+        <w:t xml:space="preserve">Audit-ready workflow design: </w:t>
+      </w:r>
+      <w:r>
+        <w:t>Every state change is logged, every escalation is attributed to a named reviewer, and the graph is never modified without human sign-off, reflecting the mindset needed to build tools inside regulated, high-stakes environments.</w:t>
+      </w:r>
+    </w:p>
+    <w:p>
+      <w:pPr>
+        <w:spacing w:after="60"/>
+      </w:pPr>
+    </w:p>
+    <w:p>
+      <w:pPr>
+        <w:pStyle w:val="Heading1"/>
+        <w:pBdr>
+          <w:bottom w:val="single" w:sz="6" w:space="4" w:color="2E75B6"/>
+        </w:pBdr>
+      </w:pPr>
+      <w:r>
+        <w:t>8. Future Roadmap</w:t>
       </w:r>
     </w:p>
     <w:p>
@@ -1524,26 +1261,10 @@
           <w:b/>
           <w:bCs/>
         </w:rPr>
-        <w:t xml:space="preserve">Audit-ready workflow design: </w:t>
-      </w:r>
-      <w:r>
-        <w:t>Every state change is logged, every escalation is attributed to a named reviewer, and the graph is never modified without human sign-off, reflecting the mindset needed to build tools inside regulated, high-stakes environments.</w:t>
-      </w:r>
-    </w:p>
-    <w:p>
-      <w:pPr>
-        <w:spacing w:after="60"/>
-      </w:pPr>
-    </w:p>
-    <w:p>
-      <w:pPr>
-        <w:pStyle w:val="Heading1"/>
-        <w:pBdr>
-          <w:bottom w:val="single" w:sz="6" w:space="4" w:color="2E75B6"/>
-        </w:pBdr>
-      </w:pPr>
-      <w:r>
-        <w:t>8. Future Roadmap</w:t>
+        <w:t xml:space="preserve">Automatic Regulatory Monitoring: </w:t>
+      </w:r>
+      <w:r>
+        <w:t>A scheduled agent that watches for amendments to referenced 21 CFR Part 820 sections and automatically runs a new impact analysis when a relevant rule changes.</w:t>
       </w:r>
     </w:p>
     <w:p>
@@ -1560,10 +1281,10 @@
           <w:b/>
           <w:bCs/>
         </w:rPr>
-        <w:t xml:space="preserve">Phase 2 — Automatic Regulatory Monitoring: </w:t>
-      </w:r>
-      <w:r>
-        <w:t>A scheduled agent that watches for amendments to referenced 21 CFR Part 820 sections and automatically runs a new impact analysis when a relevant rule changes.</w:t>
+        <w:t xml:space="preserve">Verification-Gap Forecasting &amp; Submission-Readiness Scoring: </w:t>
+      </w:r>
+      <w:r>
+        <w:t>A predictive layer that ranks open V&amp;V loops by their likelihood of becoming a submission blocker, using historical closure patterns to forecast which Design Inputs and User Needs are most at risk of an audit finding before a 510(k)/PMA filing. Surfaces a single readiness score with the critical-path gaps a TPM must close first.</w:t>
       </w:r>
     </w:p>
     <w:p>
@@ -1580,36 +1301,11 @@
           <w:b/>
           <w:bCs/>
         </w:rPr>
-        <w:t xml:space="preserve">Phase 3 — Multi-Device Portfolio: </w:t>
-      </w:r>
-      <w:r>
-        <w:t>Extend the system to manage multiple simultaneous PMA submissions, with cross-device node reuse detection and shared-artifact conflict flagging.</w:t>
-      </w:r>
-    </w:p>
-    <w:p>
-      <w:pPr>
-        <w:pStyle w:val="ListParagraph"/>
-        <w:numPr>
-          <w:ilvl w:val="0"/>
-          <w:numId w:val="2"/>
-        </w:numPr>
-        <w:spacing w:after="80"/>
-      </w:pPr>
-      <w:r>
-        <w:rPr>
-          <w:b/>
-          <w:bCs/>
-        </w:rPr>
-        <w:t xml:space="preserve">Phase 4 — AI-Assisted Gap Remediation: </w:t>
-      </w:r>
-      <w:r>
-        <w:t>An agent that drafts proposed nodes and connections to fill identified traceability gaps, staged for human review and approval before insertion.</w:t>
-      </w:r>
-    </w:p>
-    <w:p>
-      <w:pPr>
-        <w:spacing w:after="60"/>
-      </w:pPr>
+        <w:t xml:space="preserve">SME Workload Routing &amp; Acknowledgment SLAs: </w:t>
+      </w:r>
+      <w:r>
+        <w:t>Upgrades the SME Router from one-shot briefing generation to a closed-loop coordination layer that tracks per-team acknowledgment, enforces response SLAs, and auto-escalates unaddressed obligations — mirroring the contractor-network and partner-operations cadence a Research Operations hire owns day to day.</w:t>
+      </w:r>
     </w:p>
     <w:sectPr>
       <w:headerReference w:type="default" r:id="rId7"/>

--- a/RTM_KnowledgeGraph_Agent_PRD.docx
+++ b/RTM_KnowledgeGraph_Agent_PRD.docx
@@ -286,6 +286,20 @@
       </w:pPr>
       <w:r>
         <w:t>The system must provide a plain-language question-and-answer interface that lets any user query the current graph state and recent analyses without navigating to a specific page, with a one-click handoff to the Change Impact workflow when the answer calls for deeper analysis.</w:t>
+      </w:r>
+    </w:p>
+    <w:p>
+      <w:pPr>
+        <w:pStyle w:val="Heading2"/>
+      </w:pPr>
+      <w:r>
+        <w:t>4.8 Regulatory Grounding</w:t>
+      </w:r>
+    </w:p>
+    <w:p>
+      <w:pPr/>
+      <w:r>
+        <w:t>The system must ground all AI compliance reasoning in verbatim regulatory text rather than the model's training knowledge. At startup, regulations.py fetches the exact section text for the referenced 21 CFR Part 820 and 42 CFR Part 493 sections from the eCFR API and stores it in a local regulations_cache.json (seven-day TTL, version-pinned to the eCFR retrieval date), and build_prompt_context() injects that verbatim text into every LLM system prompt with an instruction to reason only from the supplied regulation. This local cache is an intentional grounding mechanism, not merely a performance optimization: it keeps every regulatory citation exact, auditable, and reproducible, and prevents the model from paraphrasing or hallucinating CFR language. If the eCFR API is unreachable, stored fallback text is used so grounding never silently degrades to un-cited model knowledge.</w:t>
       </w:r>
     </w:p>
     <w:p>
@@ -1018,11 +1032,7 @@
           </w:tcPr>
           <w:p>
             <w:r>
-              <w:rPr>
-                <w:sz w:val="20"/>
-                <w:szCs w:val="20"/>
-              </w:rPr>
-              <w:t>eCFR API + local cache</w:t>
+              <w:t>eCFR API + local cache (LLM grounding source)</w:t>
             </w:r>
           </w:p>
         </w:tc>
@@ -1044,11 +1054,7 @@
           </w:tcPr>
           <w:p>
             <w:r>
-              <w:rPr>
-                <w:sz w:val="20"/>
-                <w:szCs w:val="20"/>
-              </w:rPr>
-              <w:t>Fetches verbatim 21 CFR Part 820 text with a seven-day local cache; falls back to stored text if the API is unavailable.</w:t>
+              <w:t>Fetches verbatim 21 CFR Part 820 and 42 CFR Part 493 section text and injects it into every LLM prompt as the authoritative grounding source — the model is instructed to reason only from this supplied text, not its training data. A seven-day local cache (regulations_cache.json) pins each citation to its eCFR retrieval date for reproducibility and falls back to stored text if the API is unavailable, so grounding never silently degrades to un-cited model knowledge.</w:t>
             </w:r>
           </w:p>
         </w:tc>
